--- a/坐标系统.docx
+++ b/坐标系统.docx
@@ -122,6 +122,7 @@
     <w:p>
       <w:pPr>
         <w:numPr>
+          <w:ilvl w:val="0"/>
           <w:numId w:val="0"/>
         </w:numPr>
         <w:rPr>
@@ -180,6 +181,7 @@
     <w:p>
       <w:pPr>
         <w:numPr>
+          <w:ilvl w:val="0"/>
           <w:numId w:val="0"/>
         </w:numPr>
         <w:rPr>
@@ -195,6 +197,7 @@
     <w:p>
       <w:pPr>
         <w:numPr>
+          <w:ilvl w:val="0"/>
           <w:numId w:val="0"/>
         </w:numPr>
         <w:rPr>
@@ -221,6 +224,7 @@
     <w:p>
       <w:pPr>
         <w:numPr>
+          <w:ilvl w:val="0"/>
           <w:numId w:val="0"/>
         </w:numPr>
       </w:pPr>
@@ -271,6 +275,7 @@
     <w:p>
       <w:pPr>
         <w:numPr>
+          <w:ilvl w:val="0"/>
           <w:numId w:val="0"/>
         </w:numPr>
         <w:rPr>
@@ -289,6 +294,7 @@
     <w:p>
       <w:pPr>
         <w:numPr>
+          <w:ilvl w:val="0"/>
           <w:numId w:val="0"/>
         </w:numPr>
       </w:pPr>
@@ -339,6 +345,7 @@
     <w:p>
       <w:pPr>
         <w:numPr>
+          <w:ilvl w:val="0"/>
           <w:numId w:val="0"/>
         </w:numPr>
       </w:pPr>
@@ -389,6 +396,7 @@
     <w:p>
       <w:pPr>
         <w:numPr>
+          <w:ilvl w:val="0"/>
           <w:numId w:val="0"/>
         </w:numPr>
       </w:pPr>
@@ -439,6 +447,7 @@
     <w:p>
       <w:pPr>
         <w:numPr>
+          <w:ilvl w:val="0"/>
           <w:numId w:val="0"/>
         </w:numPr>
         <w:ind w:leftChars="0"/>
@@ -466,6 +475,7 @@
     <w:p>
       <w:pPr>
         <w:numPr>
+          <w:ilvl w:val="0"/>
           <w:numId w:val="0"/>
         </w:numPr>
         <w:ind w:leftChars="0"/>
@@ -517,14 +527,16 @@
     <w:p>
       <w:pPr>
         <w:numPr>
-          <w:numId w:val="0"/>
-        </w:numPr>
-        <w:ind w:leftChars="0"/>
-      </w:pPr>
-    </w:p>
-    <w:p>
-      <w:pPr>
-        <w:numPr>
+          <w:ilvl w:val="0"/>
+          <w:numId w:val="0"/>
+        </w:numPr>
+        <w:ind w:leftChars="0"/>
+      </w:pPr>
+    </w:p>
+    <w:p>
+      <w:pPr>
+        <w:numPr>
+          <w:ilvl w:val="0"/>
           <w:numId w:val="0"/>
         </w:numPr>
         <w:ind w:leftChars="0"/>
@@ -537,6 +549,7 @@
     <w:p>
       <w:pPr>
         <w:numPr>
+          <w:ilvl w:val="0"/>
           <w:numId w:val="0"/>
         </w:numPr>
         <w:ind w:leftChars="0"/>
@@ -549,6 +562,7 @@
     <w:p>
       <w:pPr>
         <w:numPr>
+          <w:ilvl w:val="0"/>
           <w:numId w:val="0"/>
         </w:numPr>
         <w:ind w:leftChars="0"/>
@@ -561,6 +575,7 @@
     <w:p>
       <w:pPr>
         <w:numPr>
+          <w:ilvl w:val="0"/>
           <w:numId w:val="0"/>
         </w:numPr>
         <w:ind w:leftChars="0"/>
@@ -580,6 +595,7 @@
     <w:p>
       <w:pPr>
         <w:numPr>
+          <w:ilvl w:val="0"/>
           <w:numId w:val="0"/>
         </w:numPr>
         <w:ind w:leftChars="0"/>
@@ -672,6 +688,7 @@
     <w:p>
       <w:pPr>
         <w:numPr>
+          <w:ilvl w:val="0"/>
           <w:numId w:val="0"/>
         </w:numPr>
         <w:ind w:leftChars="0"/>
@@ -723,22 +740,25 @@
     <w:p>
       <w:pPr>
         <w:numPr>
-          <w:numId w:val="0"/>
-        </w:numPr>
-        <w:ind w:leftChars="0"/>
-      </w:pPr>
-    </w:p>
-    <w:p>
-      <w:pPr>
-        <w:numPr>
-          <w:numId w:val="0"/>
-        </w:numPr>
-        <w:ind w:leftChars="0"/>
-      </w:pPr>
-    </w:p>
-    <w:p>
-      <w:pPr>
-        <w:numPr>
+          <w:ilvl w:val="0"/>
+          <w:numId w:val="0"/>
+        </w:numPr>
+        <w:ind w:leftChars="0"/>
+      </w:pPr>
+    </w:p>
+    <w:p>
+      <w:pPr>
+        <w:numPr>
+          <w:ilvl w:val="0"/>
+          <w:numId w:val="0"/>
+        </w:numPr>
+        <w:ind w:leftChars="0"/>
+      </w:pPr>
+    </w:p>
+    <w:p>
+      <w:pPr>
+        <w:numPr>
+          <w:ilvl w:val="0"/>
           <w:numId w:val="0"/>
         </w:numPr>
         <w:ind w:leftChars="0"/>
@@ -758,6 +778,7 @@
     <w:p>
       <w:pPr>
         <w:numPr>
+          <w:ilvl w:val="0"/>
           <w:numId w:val="0"/>
         </w:numPr>
         <w:ind w:leftChars="0"/>
@@ -777,6 +798,7 @@
     <w:p>
       <w:pPr>
         <w:numPr>
+          <w:ilvl w:val="0"/>
           <w:numId w:val="0"/>
         </w:numPr>
         <w:ind w:leftChars="0"/>
@@ -828,6 +850,7 @@
     <w:p>
       <w:pPr>
         <w:numPr>
+          <w:ilvl w:val="0"/>
           <w:numId w:val="0"/>
         </w:numPr>
         <w:ind w:leftChars="0"/>
@@ -840,6 +863,7 @@
     <w:p>
       <w:pPr>
         <w:numPr>
+          <w:ilvl w:val="0"/>
           <w:numId w:val="0"/>
         </w:numPr>
         <w:ind w:leftChars="0"/>
@@ -891,6 +915,7 @@
     <w:p>
       <w:pPr>
         <w:numPr>
+          <w:ilvl w:val="0"/>
           <w:numId w:val="0"/>
         </w:numPr>
         <w:ind w:leftChars="0"/>
@@ -910,6 +935,7 @@
     <w:p>
       <w:pPr>
         <w:numPr>
+          <w:ilvl w:val="0"/>
           <w:numId w:val="0"/>
         </w:numPr>
         <w:ind w:leftChars="0"/>
@@ -964,6 +990,7 @@
     <w:p>
       <w:pPr>
         <w:numPr>
+          <w:ilvl w:val="0"/>
           <w:numId w:val="0"/>
         </w:numPr>
         <w:ind w:leftChars="0"/>
@@ -1012,6 +1039,7 @@
     <w:p>
       <w:pPr>
         <w:numPr>
+          <w:ilvl w:val="0"/>
           <w:numId w:val="0"/>
         </w:numPr>
         <w:ind w:leftChars="0"/>
@@ -1028,6 +1056,7 @@
     <w:p>
       <w:pPr>
         <w:numPr>
+          <w:ilvl w:val="0"/>
           <w:numId w:val="0"/>
         </w:numPr>
         <w:ind w:leftChars="0"/>
@@ -1044,6 +1073,7 @@
     <w:p>
       <w:pPr>
         <w:numPr>
+          <w:ilvl w:val="0"/>
           <w:numId w:val="0"/>
         </w:numPr>
         <w:ind w:leftChars="0"/>
@@ -1071,6 +1101,7 @@
     <w:p>
       <w:pPr>
         <w:numPr>
+          <w:ilvl w:val="0"/>
           <w:numId w:val="0"/>
         </w:numPr>
         <w:ind w:leftChars="0"/>
@@ -1122,25 +1153,163 @@
     <w:p>
       <w:pPr>
         <w:numPr>
-          <w:numId w:val="0"/>
-        </w:numPr>
-        <w:ind w:leftChars="0"/>
-        <w:rPr>
-          <w:rFonts w:hint="eastAsia"/>
-          <w:lang w:val="en-US" w:eastAsia="zh-CN"/>
-        </w:rPr>
-      </w:pPr>
-      <w:r>
-        <w:rPr>
-          <w:rFonts w:hint="eastAsia"/>
-          <w:lang w:val="en-US" w:eastAsia="zh-CN"/>
-        </w:rPr>
-        <w:t>这里拿x轴分析,这里类似一个快排序</w:t>
-      </w:r>
-    </w:p>
-    <w:p>
-      <w:pPr>
-        <w:numPr>
+          <w:ilvl w:val="0"/>
+          <w:numId w:val="0"/>
+        </w:numPr>
+        <w:ind w:leftChars="0"/>
+        <w:rPr>
+          <w:rFonts w:hint="eastAsia"/>
+          <w:lang w:val="en-US" w:eastAsia="zh-CN"/>
+        </w:rPr>
+      </w:pPr>
+      <w:r>
+        <w:rPr>
+          <w:rFonts w:hint="eastAsia"/>
+          <w:lang w:val="en-US" w:eastAsia="zh-CN"/>
+        </w:rPr>
+        <w:t>这里拿x轴分析,这里是一个排序,已当前节点为起始点,分别向两端排序</w:t>
+      </w:r>
+    </w:p>
+    <w:p>
+      <w:pPr>
+        <w:numPr>
+          <w:ilvl w:val="0"/>
+          <w:numId w:val="0"/>
+        </w:numPr>
+        <w:ind w:leftChars="0"/>
+        <w:rPr>
+          <w:rFonts w:hint="eastAsia"/>
+          <w:lang w:val="en-US" w:eastAsia="zh-CN"/>
+        </w:rPr>
+      </w:pPr>
+      <w:r>
+        <w:rPr>
+          <w:rFonts w:hint="eastAsia"/>
+          <w:lang w:val="en-US" w:eastAsia="zh-CN"/>
+        </w:rPr>
+        <w:t>第一个while,将左侧节点x值较大的移动到pNode右侧</w:t>
+      </w:r>
+    </w:p>
+    <w:p>
+      <w:pPr>
+        <w:numPr>
+          <w:ilvl w:val="0"/>
+          <w:numId w:val="0"/>
+        </w:numPr>
+        <w:ind w:leftChars="0"/>
+        <w:rPr>
+          <w:rFonts w:hint="eastAsia"/>
+          <w:lang w:val="en-US" w:eastAsia="zh-CN"/>
+        </w:rPr>
+      </w:pPr>
+      <w:r>
+        <w:rPr>
+          <w:rFonts w:hint="eastAsia"/>
+          <w:lang w:val="en-US" w:eastAsia="zh-CN"/>
+        </w:rPr>
+        <w:t>第二个while,将右侧节点x值较小的移动到pNode左侧</w:t>
+      </w:r>
+    </w:p>
+    <w:p>
+      <w:pPr>
+        <w:numPr>
+          <w:ilvl w:val="0"/>
+          <w:numId w:val="0"/>
+        </w:numPr>
+        <w:ind w:leftChars="0"/>
+        <w:rPr>
+          <w:rFonts w:hint="eastAsia"/>
+          <w:lang w:val="en-US" w:eastAsia="zh-CN"/>
+        </w:rPr>
+      </w:pPr>
+      <w:r>
+        <w:rPr>
+          <w:rFonts w:hint="eastAsia"/>
+          <w:lang w:val="en-US" w:eastAsia="zh-CN"/>
+        </w:rPr>
+        <w:t>这里只是移动,并没有排序,最后pNode节点左侧都是比他小的,右侧都是比他大的</w:t>
+      </w:r>
+    </w:p>
+    <w:p>
+      <w:pPr>
+        <w:numPr>
+          <w:ilvl w:val="0"/>
+          <w:numId w:val="0"/>
+        </w:numPr>
+        <w:ind w:leftChars="0"/>
+        <w:rPr>
+          <w:rFonts w:hint="default"/>
+          <w:lang w:val="en-US" w:eastAsia="zh-CN"/>
+        </w:rPr>
+      </w:pPr>
+      <w:r>
+        <w:rPr>
+          <w:rFonts w:hint="eastAsia"/>
+          <w:lang w:val="en-US" w:eastAsia="zh-CN"/>
+        </w:rPr>
+        <w:t>然后while(true)重复,继续向两端外侧宽展类似如下</w:t>
+      </w:r>
+    </w:p>
+    <w:p>
+      <w:pPr>
+        <w:numPr>
+          <w:ilvl w:val="0"/>
+          <w:numId w:val="0"/>
+        </w:numPr>
+        <w:ind w:leftChars="0"/>
+        <w:rPr>
+          <w:rFonts w:hint="eastAsia" w:eastAsiaTheme="minorEastAsia"/>
+          <w:lang w:val="en-US" w:eastAsia="zh-CN"/>
+        </w:rPr>
+      </w:pPr>
+      <w:r>
+        <w:drawing>
+          <wp:inline distT="0" distB="0" distL="114300" distR="114300">
+            <wp:extent cx="5270500" cy="2578735"/>
+            <wp:effectExtent l="0" t="0" r="6350" b="12065"/>
+            <wp:docPr id="8" name="图片 1"/>
+            <wp:cNvGraphicFramePr>
+              <a:graphicFrameLocks xmlns:a="http://schemas.openxmlformats.org/drawingml/2006/main" noChangeAspect="1"/>
+            </wp:cNvGraphicFramePr>
+            <a:graphic xmlns:a="http://schemas.openxmlformats.org/drawingml/2006/main">
+              <a:graphicData uri="http://schemas.openxmlformats.org/drawingml/2006/picture">
+                <pic:pic xmlns:pic="http://schemas.openxmlformats.org/drawingml/2006/picture">
+                  <pic:nvPicPr>
+                    <pic:cNvPr id="8" name="图片 1"/>
+                    <pic:cNvPicPr>
+                      <a:picLocks noChangeAspect="1"/>
+                    </pic:cNvPicPr>
+                  </pic:nvPicPr>
+                  <pic:blipFill>
+                    <a:blip r:embed="rId14"/>
+                    <a:stretch>
+                      <a:fillRect/>
+                    </a:stretch>
+                  </pic:blipFill>
+                  <pic:spPr>
+                    <a:xfrm>
+                      <a:off x="0" y="0"/>
+                      <a:ext cx="5270500" cy="2578735"/>
+                    </a:xfrm>
+                    <a:prstGeom prst="rect">
+                      <a:avLst/>
+                    </a:prstGeom>
+                    <a:noFill/>
+                    <a:ln>
+                      <a:noFill/>
+                    </a:ln>
+                  </pic:spPr>
+                </pic:pic>
+              </a:graphicData>
+            </a:graphic>
+          </wp:inline>
+        </w:drawing>
+      </w:r>
+    </w:p>
+    <w:p>
+      <w:pPr>
+        <w:numPr>
+          <w:ilvl w:val="0"/>
           <w:numId w:val="0"/>
         </w:numPr>
         <w:ind w:leftChars="0"/>
@@ -1164,7 +1333,7 @@
                     </pic:cNvPicPr>
                   </pic:nvPicPr>
                   <pic:blipFill>
-                    <a:blip r:embed="rId14"/>
+                    <a:blip r:embed="rId15"/>
                     <a:stretch>
                       <a:fillRect/>
                     </a:stretch>
@@ -1192,6 +1361,85 @@
     <w:p>
       <w:pPr>
         <w:numPr>
+          <w:ilvl w:val="0"/>
+          <w:numId w:val="0"/>
+        </w:numPr>
+        <w:ind w:leftChars="0"/>
+        <w:rPr>
+          <w:rFonts w:hint="eastAsia"/>
+          <w:lang w:val="en-US" w:eastAsia="zh-CN"/>
+        </w:rPr>
+      </w:pPr>
+      <w:r>
+        <w:rPr>
+          <w:rFonts w:hint="eastAsia"/>
+          <w:lang w:val="en-US" w:eastAsia="zh-CN"/>
+        </w:rPr>
+        <w:t>每次交换的时候是将遍历的其他节点放到当前节点边上,所以这只是一个分类,左侧都是小的 ,右侧都是大的</w:t>
+      </w:r>
+    </w:p>
+    <w:p>
+      <w:pPr>
+        <w:numPr>
+          <w:ilvl w:val="0"/>
+          <w:numId w:val="0"/>
+        </w:numPr>
+        <w:ind w:leftChars="0"/>
+        <w:rPr>
+          <w:rFonts w:hint="default"/>
+          <w:lang w:val="en-US" w:eastAsia="zh-CN"/>
+        </w:rPr>
+      </w:pPr>
+      <w:r>
+        <w:drawing>
+          <wp:inline distT="0" distB="0" distL="114300" distR="114300">
+            <wp:extent cx="5268595" cy="7440930"/>
+            <wp:effectExtent l="0" t="0" r="8255" b="7620"/>
+            <wp:docPr id="9" name="图片 2"/>
+            <wp:cNvGraphicFramePr>
+              <a:graphicFrameLocks xmlns:a="http://schemas.openxmlformats.org/drawingml/2006/main" noChangeAspect="1"/>
+            </wp:cNvGraphicFramePr>
+            <a:graphic xmlns:a="http://schemas.openxmlformats.org/drawingml/2006/main">
+              <a:graphicData uri="http://schemas.openxmlformats.org/drawingml/2006/picture">
+                <pic:pic xmlns:pic="http://schemas.openxmlformats.org/drawingml/2006/picture">
+                  <pic:nvPicPr>
+                    <pic:cNvPr id="9" name="图片 2"/>
+                    <pic:cNvPicPr>
+                      <a:picLocks noChangeAspect="1"/>
+                    </pic:cNvPicPr>
+                  </pic:nvPicPr>
+                  <pic:blipFill>
+                    <a:blip r:embed="rId16"/>
+                    <a:stretch>
+                      <a:fillRect/>
+                    </a:stretch>
+                  </pic:blipFill>
+                  <pic:spPr>
+                    <a:xfrm>
+                      <a:off x="0" y="0"/>
+                      <a:ext cx="5268595" cy="7440930"/>
+                    </a:xfrm>
+                    <a:prstGeom prst="rect">
+                      <a:avLst/>
+                    </a:prstGeom>
+                    <a:noFill/>
+                    <a:ln>
+                      <a:noFill/>
+                    </a:ln>
+                  </pic:spPr>
+                </pic:pic>
+              </a:graphicData>
+            </a:graphic>
+          </wp:inline>
+        </w:drawing>
+      </w:r>
+      <w:bookmarkStart w:id="0" w:name="_GoBack"/>
+      <w:bookmarkEnd w:id="0"/>
+    </w:p>
+    <w:p>
+      <w:pPr>
+        <w:numPr>
+          <w:ilvl w:val="0"/>
           <w:numId w:val="0"/>
         </w:numPr>
         <w:ind w:leftChars="0"/>
@@ -1236,6 +1484,7 @@
     <w:p>
       <w:pPr>
         <w:numPr>
+          <w:ilvl w:val="0"/>
           <w:numId w:val="0"/>
         </w:numPr>
         <w:ind w:leftChars="0"/>
@@ -1252,6 +1501,7 @@
     <w:p>
       <w:pPr>
         <w:numPr>
+          <w:ilvl w:val="0"/>
           <w:numId w:val="0"/>
         </w:numPr>
         <w:ind w:leftChars="0"/>
@@ -1268,6 +1518,7 @@
     <w:p>
       <w:pPr>
         <w:numPr>
+          <w:ilvl w:val="0"/>
           <w:numId w:val="0"/>
         </w:numPr>
         <w:ind w:leftChars="0"/>
@@ -1284,6 +1535,7 @@
     <w:p>
       <w:pPr>
         <w:numPr>
+          <w:ilvl w:val="0"/>
           <w:numId w:val="0"/>
         </w:numPr>
         <w:ind w:leftChars="0"/>
@@ -1300,6 +1552,7 @@
     <w:p>
       <w:pPr>
         <w:numPr>
+          <w:ilvl w:val="0"/>
           <w:numId w:val="0"/>
         </w:numPr>
         <w:ind w:leftChars="0"/>
@@ -1316,6 +1569,7 @@
     <w:p>
       <w:pPr>
         <w:numPr>
+          <w:ilvl w:val="0"/>
           <w:numId w:val="0"/>
         </w:numPr>
         <w:ind w:leftChars="0"/>
@@ -1343,6 +1597,7 @@
     <w:p>
       <w:pPr>
         <w:numPr>
+          <w:ilvl w:val="0"/>
           <w:numId w:val="0"/>
         </w:numPr>
         <w:ind w:leftChars="0"/>
@@ -1366,7 +1621,7 @@
                     </pic:cNvPicPr>
                   </pic:nvPicPr>
                   <pic:blipFill>
-                    <a:blip r:embed="rId15"/>
+                    <a:blip r:embed="rId17"/>
                     <a:stretch>
                       <a:fillRect/>
                     </a:stretch>
@@ -1394,6 +1649,7 @@
     <w:p>
       <w:pPr>
         <w:numPr>
+          <w:ilvl w:val="0"/>
           <w:numId w:val="0"/>
         </w:numPr>
         <w:ind w:leftChars="0"/>
@@ -1413,6 +1669,7 @@
     <w:p>
       <w:pPr>
         <w:numPr>
+          <w:ilvl w:val="0"/>
           <w:numId w:val="0"/>
         </w:numPr>
         <w:ind w:leftChars="0"/>
@@ -1457,6 +1714,7 @@
     <w:p>
       <w:pPr>
         <w:numPr>
+          <w:ilvl w:val="0"/>
           <w:numId w:val="0"/>
         </w:numPr>
         <w:ind w:leftChars="0"/>
@@ -1480,7 +1738,7 @@
                     </pic:cNvPicPr>
                   </pic:nvPicPr>
                   <pic:blipFill>
-                    <a:blip r:embed="rId16"/>
+                    <a:blip r:embed="rId18"/>
                     <a:stretch>
                       <a:fillRect/>
                     </a:stretch>
@@ -1508,6 +1766,7 @@
     <w:p>
       <w:pPr>
         <w:numPr>
+          <w:ilvl w:val="0"/>
           <w:numId w:val="0"/>
         </w:numPr>
         <w:ind w:leftChars="0"/>
@@ -1531,7 +1790,7 @@
                     </pic:cNvPicPr>
                   </pic:nvPicPr>
                   <pic:blipFill>
-                    <a:blip r:embed="rId17"/>
+                    <a:blip r:embed="rId19"/>
                     <a:stretch>
                       <a:fillRect/>
                     </a:stretch>
@@ -1559,6 +1818,7 @@
     <w:p>
       <w:pPr>
         <w:numPr>
+          <w:ilvl w:val="0"/>
           <w:numId w:val="0"/>
         </w:numPr>
         <w:ind w:leftChars="0"/>
@@ -1595,6 +1855,7 @@
     <w:p>
       <w:pPr>
         <w:numPr>
+          <w:ilvl w:val="0"/>
           <w:numId w:val="0"/>
         </w:numPr>
         <w:ind w:leftChars="0"/>
@@ -1618,7 +1879,7 @@
                     </pic:cNvPicPr>
                   </pic:nvPicPr>
                   <pic:blipFill>
-                    <a:blip r:embed="rId18"/>
+                    <a:blip r:embed="rId20"/>
                     <a:stretch>
                       <a:fillRect/>
                     </a:stretch>
@@ -1646,14 +1907,16 @@
     <w:p>
       <w:pPr>
         <w:numPr>
-          <w:numId w:val="0"/>
-        </w:numPr>
-        <w:ind w:leftChars="0"/>
-      </w:pPr>
-    </w:p>
-    <w:p>
-      <w:pPr>
-        <w:numPr>
+          <w:ilvl w:val="0"/>
+          <w:numId w:val="0"/>
+        </w:numPr>
+        <w:ind w:leftChars="0"/>
+      </w:pPr>
+    </w:p>
+    <w:p>
+      <w:pPr>
+        <w:numPr>
+          <w:ilvl w:val="0"/>
           <w:numId w:val="0"/>
         </w:numPr>
         <w:ind w:leftChars="0"/>
@@ -1673,6 +1936,7 @@
     <w:p>
       <w:pPr>
         <w:numPr>
+          <w:ilvl w:val="0"/>
           <w:numId w:val="0"/>
         </w:numPr>
         <w:ind w:leftChars="0"/>
@@ -1696,7 +1960,7 @@
                     </pic:cNvPicPr>
                   </pic:nvPicPr>
                   <pic:blipFill>
-                    <a:blip r:embed="rId19"/>
+                    <a:blip r:embed="rId21"/>
                     <a:stretch>
                       <a:fillRect/>
                     </a:stretch>
@@ -1724,6 +1988,7 @@
     <w:p>
       <w:pPr>
         <w:numPr>
+          <w:ilvl w:val="0"/>
           <w:numId w:val="0"/>
         </w:numPr>
         <w:ind w:leftChars="0"/>
@@ -1743,6 +2008,7 @@
     <w:p>
       <w:pPr>
         <w:numPr>
+          <w:ilvl w:val="0"/>
           <w:numId w:val="0"/>
         </w:numPr>
         <w:ind w:leftChars="0"/>
@@ -1766,7 +2032,7 @@
                     </pic:cNvPicPr>
                   </pic:nvPicPr>
                   <pic:blipFill>
-                    <a:blip r:embed="rId20"/>
+                    <a:blip r:embed="rId22"/>
                     <a:stretch>
                       <a:fillRect/>
                     </a:stretch>
@@ -1794,6 +2060,7 @@
     <w:p>
       <w:pPr>
         <w:numPr>
+          <w:ilvl w:val="0"/>
           <w:numId w:val="0"/>
         </w:numPr>
         <w:ind w:leftChars="0"/>
@@ -1813,6 +2080,7 @@
     <w:p>
       <w:pPr>
         <w:numPr>
+          <w:ilvl w:val="0"/>
           <w:numId w:val="0"/>
         </w:numPr>
         <w:ind w:leftChars="0"/>
@@ -1836,7 +2104,7 @@
                     </pic:cNvPicPr>
                   </pic:nvPicPr>
                   <pic:blipFill>
-                    <a:blip r:embed="rId21"/>
+                    <a:blip r:embed="rId23"/>
                     <a:stretch>
                       <a:fillRect/>
                     </a:stretch>
@@ -1864,22 +2132,25 @@
     <w:p>
       <w:pPr>
         <w:numPr>
-          <w:numId w:val="0"/>
-        </w:numPr>
-        <w:ind w:leftChars="0"/>
-      </w:pPr>
-    </w:p>
-    <w:p>
-      <w:pPr>
-        <w:numPr>
-          <w:numId w:val="0"/>
-        </w:numPr>
-        <w:ind w:leftChars="0"/>
-      </w:pPr>
-    </w:p>
-    <w:p>
-      <w:pPr>
-        <w:numPr>
+          <w:ilvl w:val="0"/>
+          <w:numId w:val="0"/>
+        </w:numPr>
+        <w:ind w:leftChars="0"/>
+      </w:pPr>
+    </w:p>
+    <w:p>
+      <w:pPr>
+        <w:numPr>
+          <w:ilvl w:val="0"/>
+          <w:numId w:val="0"/>
+        </w:numPr>
+        <w:ind w:leftChars="0"/>
+      </w:pPr>
+    </w:p>
+    <w:p>
+      <w:pPr>
+        <w:numPr>
+          <w:ilvl w:val="0"/>
           <w:numId w:val="0"/>
         </w:numPr>
         <w:ind w:leftChars="0"/>
@@ -1909,6 +2180,7 @@
     <w:p>
       <w:pPr>
         <w:numPr>
+          <w:ilvl w:val="0"/>
           <w:numId w:val="0"/>
         </w:numPr>
         <w:ind w:leftChars="0"/>
@@ -1932,7 +2204,7 @@
                     </pic:cNvPicPr>
                   </pic:nvPicPr>
                   <pic:blipFill>
-                    <a:blip r:embed="rId22"/>
+                    <a:blip r:embed="rId24"/>
                     <a:stretch>
                       <a:fillRect/>
                     </a:stretch>
@@ -1960,14 +2232,16 @@
     <w:p>
       <w:pPr>
         <w:numPr>
-          <w:numId w:val="0"/>
-        </w:numPr>
-        <w:ind w:leftChars="0"/>
-      </w:pPr>
-    </w:p>
-    <w:p>
-      <w:pPr>
-        <w:numPr>
+          <w:ilvl w:val="0"/>
+          <w:numId w:val="0"/>
+        </w:numPr>
+        <w:ind w:leftChars="0"/>
+      </w:pPr>
+    </w:p>
+    <w:p>
+      <w:pPr>
+        <w:numPr>
+          <w:ilvl w:val="0"/>
           <w:numId w:val="0"/>
         </w:numPr>
         <w:ind w:leftChars="0"/>
@@ -1987,6 +2261,7 @@
     <w:p>
       <w:pPr>
         <w:numPr>
+          <w:ilvl w:val="0"/>
           <w:numId w:val="0"/>
         </w:numPr>
         <w:ind w:leftChars="0"/>
@@ -2010,7 +2285,7 @@
                     </pic:cNvPicPr>
                   </pic:nvPicPr>
                   <pic:blipFill>
-                    <a:blip r:embed="rId23"/>
+                    <a:blip r:embed="rId25"/>
                     <a:stretch>
                       <a:fillRect/>
                     </a:stretch>
@@ -2038,6 +2313,7 @@
     <w:p>
       <w:pPr>
         <w:numPr>
+          <w:ilvl w:val="0"/>
           <w:numId w:val="0"/>
         </w:numPr>
         <w:ind w:leftChars="0"/>
@@ -2061,7 +2337,7 @@
                     </pic:cNvPicPr>
                   </pic:nvPicPr>
                   <pic:blipFill>
-                    <a:blip r:embed="rId24"/>
+                    <a:blip r:embed="rId26"/>
                     <a:stretch>
                       <a:fillRect/>
                     </a:stretch>
@@ -2089,6 +2365,7 @@
     <w:p>
       <w:pPr>
         <w:numPr>
+          <w:ilvl w:val="0"/>
           <w:numId w:val="0"/>
         </w:numPr>
         <w:ind w:leftChars="0"/>
@@ -2108,6 +2385,7 @@
     <w:p>
       <w:pPr>
         <w:numPr>
+          <w:ilvl w:val="0"/>
           <w:numId w:val="0"/>
         </w:numPr>
         <w:ind w:leftChars="0"/>
@@ -2131,7 +2409,7 @@
                     </pic:cNvPicPr>
                   </pic:nvPicPr>
                   <pic:blipFill>
-                    <a:blip r:embed="rId25"/>
+                    <a:blip r:embed="rId27"/>
                     <a:stretch>
                       <a:fillRect/>
                     </a:stretch>
@@ -2159,30 +2437,34 @@
     <w:p>
       <w:pPr>
         <w:numPr>
-          <w:numId w:val="0"/>
-        </w:numPr>
-        <w:ind w:leftChars="0"/>
-      </w:pPr>
-    </w:p>
-    <w:p>
-      <w:pPr>
-        <w:numPr>
-          <w:numId w:val="0"/>
-        </w:numPr>
-        <w:ind w:leftChars="0"/>
-      </w:pPr>
-    </w:p>
-    <w:p>
-      <w:pPr>
-        <w:numPr>
-          <w:numId w:val="0"/>
-        </w:numPr>
-        <w:ind w:leftChars="0"/>
-      </w:pPr>
-    </w:p>
-    <w:p>
-      <w:pPr>
-        <w:numPr>
+          <w:ilvl w:val="0"/>
+          <w:numId w:val="0"/>
+        </w:numPr>
+        <w:ind w:leftChars="0"/>
+      </w:pPr>
+    </w:p>
+    <w:p>
+      <w:pPr>
+        <w:numPr>
+          <w:ilvl w:val="0"/>
+          <w:numId w:val="0"/>
+        </w:numPr>
+        <w:ind w:leftChars="0"/>
+      </w:pPr>
+    </w:p>
+    <w:p>
+      <w:pPr>
+        <w:numPr>
+          <w:ilvl w:val="0"/>
+          <w:numId w:val="0"/>
+        </w:numPr>
+        <w:ind w:leftChars="0"/>
+      </w:pPr>
+    </w:p>
+    <w:p>
+      <w:pPr>
+        <w:numPr>
+          <w:ilvl w:val="0"/>
           <w:numId w:val="0"/>
         </w:numPr>
         <w:ind w:leftChars="0"/>
@@ -2202,6 +2484,7 @@
     <w:p>
       <w:pPr>
         <w:numPr>
+          <w:ilvl w:val="0"/>
           <w:numId w:val="0"/>
         </w:numPr>
         <w:ind w:leftChars="0"/>
@@ -2225,7 +2508,7 @@
                     </pic:cNvPicPr>
                   </pic:nvPicPr>
                   <pic:blipFill>
-                    <a:blip r:embed="rId26"/>
+                    <a:blip r:embed="rId28"/>
                     <a:stretch>
                       <a:fillRect/>
                     </a:stretch>
@@ -2253,6 +2536,7 @@
     <w:p>
       <w:pPr>
         <w:numPr>
+          <w:ilvl w:val="0"/>
           <w:numId w:val="0"/>
         </w:numPr>
         <w:ind w:leftChars="0"/>
@@ -2276,7 +2560,7 @@
                     </pic:cNvPicPr>
                   </pic:nvPicPr>
                   <pic:blipFill>
-                    <a:blip r:embed="rId27"/>
+                    <a:blip r:embed="rId29"/>
                     <a:stretch>
                       <a:fillRect/>
                     </a:stretch>
@@ -2304,6 +2588,7 @@
     <w:p>
       <w:pPr>
         <w:numPr>
+          <w:ilvl w:val="0"/>
           <w:numId w:val="0"/>
         </w:numPr>
         <w:ind w:leftChars="0"/>
@@ -2344,6 +2629,7 @@
     <w:p>
       <w:pPr>
         <w:numPr>
+          <w:ilvl w:val="0"/>
           <w:numId w:val="0"/>
         </w:numPr>
         <w:ind w:leftChars="0"/>
@@ -2367,7 +2653,7 @@
                     </pic:cNvPicPr>
                   </pic:nvPicPr>
                   <pic:blipFill>
-                    <a:blip r:embed="rId28"/>
+                    <a:blip r:embed="rId30"/>
                     <a:stretch>
                       <a:fillRect/>
                     </a:stretch>
@@ -2395,6 +2681,7 @@
     <w:p>
       <w:pPr>
         <w:numPr>
+          <w:ilvl w:val="0"/>
           <w:numId w:val="0"/>
         </w:numPr>
         <w:ind w:leftChars="0"/>
@@ -2435,6 +2722,7 @@
     <w:p>
       <w:pPr>
         <w:numPr>
+          <w:ilvl w:val="0"/>
           <w:numId w:val="0"/>
         </w:numPr>
         <w:ind w:leftChars="0"/>
@@ -2458,7 +2746,7 @@
                     </pic:cNvPicPr>
                   </pic:nvPicPr>
                   <pic:blipFill>
-                    <a:blip r:embed="rId29"/>
+                    <a:blip r:embed="rId31"/>
                     <a:stretch>
                       <a:fillRect/>
                     </a:stretch>
@@ -2486,34 +2774,38 @@
     <w:p>
       <w:pPr>
         <w:numPr>
-          <w:numId w:val="0"/>
-        </w:numPr>
-        <w:ind w:leftChars="0"/>
-      </w:pPr>
-    </w:p>
-    <w:p>
-      <w:pPr>
-        <w:numPr>
-          <w:numId w:val="0"/>
-        </w:numPr>
-        <w:ind w:leftChars="0"/>
-      </w:pPr>
-    </w:p>
-    <w:p>
-      <w:pPr>
-        <w:numPr>
-          <w:numId w:val="0"/>
-        </w:numPr>
-        <w:ind w:leftChars="0"/>
-        <w:rPr>
-          <w:rFonts w:hint="eastAsia"/>
-          <w:lang w:val="en-US" w:eastAsia="zh-CN"/>
-        </w:rPr>
-      </w:pPr>
-    </w:p>
-    <w:p>
-      <w:pPr>
-        <w:numPr>
+          <w:ilvl w:val="0"/>
+          <w:numId w:val="0"/>
+        </w:numPr>
+        <w:ind w:leftChars="0"/>
+      </w:pPr>
+    </w:p>
+    <w:p>
+      <w:pPr>
+        <w:numPr>
+          <w:ilvl w:val="0"/>
+          <w:numId w:val="0"/>
+        </w:numPr>
+        <w:ind w:leftChars="0"/>
+      </w:pPr>
+    </w:p>
+    <w:p>
+      <w:pPr>
+        <w:numPr>
+          <w:ilvl w:val="0"/>
+          <w:numId w:val="0"/>
+        </w:numPr>
+        <w:ind w:leftChars="0"/>
+        <w:rPr>
+          <w:rFonts w:hint="eastAsia"/>
+          <w:lang w:val="en-US" w:eastAsia="zh-CN"/>
+        </w:rPr>
+      </w:pPr>
+    </w:p>
+    <w:p>
+      <w:pPr>
+        <w:numPr>
+          <w:ilvl w:val="0"/>
           <w:numId w:val="0"/>
         </w:numPr>
         <w:ind w:leftChars="0"/>
@@ -2533,6 +2825,7 @@
     <w:p>
       <w:pPr>
         <w:numPr>
+          <w:ilvl w:val="0"/>
           <w:numId w:val="0"/>
         </w:numPr>
         <w:ind w:leftChars="0"/>
@@ -2556,7 +2849,7 @@
                     </pic:cNvPicPr>
                   </pic:nvPicPr>
                   <pic:blipFill>
-                    <a:blip r:embed="rId30"/>
+                    <a:blip r:embed="rId32"/>
                     <a:stretch>
                       <a:fillRect/>
                     </a:stretch>
@@ -2584,6 +2877,7 @@
     <w:p>
       <w:pPr>
         <w:numPr>
+          <w:ilvl w:val="0"/>
           <w:numId w:val="0"/>
         </w:numPr>
         <w:ind w:leftChars="0"/>
@@ -2607,7 +2901,7 @@
                     </pic:cNvPicPr>
                   </pic:nvPicPr>
                   <pic:blipFill>
-                    <a:blip r:embed="rId31"/>
+                    <a:blip r:embed="rId33"/>
                     <a:stretch>
                       <a:fillRect/>
                     </a:stretch>
@@ -2635,6 +2929,7 @@
     <w:p>
       <w:pPr>
         <w:numPr>
+          <w:ilvl w:val="0"/>
           <w:numId w:val="0"/>
         </w:numPr>
         <w:ind w:leftChars="0"/>
@@ -2692,12 +2987,11 @@
         </w:rPr>
         <w:t>回调</w:t>
       </w:r>
-      <w:bookmarkStart w:id="0" w:name="_GoBack"/>
-      <w:bookmarkEnd w:id="0"/>
-    </w:p>
-    <w:p>
-      <w:pPr>
-        <w:numPr>
+    </w:p>
+    <w:p>
+      <w:pPr>
+        <w:numPr>
+          <w:ilvl w:val="0"/>
           <w:numId w:val="0"/>
         </w:numPr>
         <w:ind w:leftChars="0"/>
@@ -2725,7 +3019,7 @@
                     </pic:cNvPicPr>
                   </pic:nvPicPr>
                   <pic:blipFill>
-                    <a:blip r:embed="rId32"/>
+                    <a:blip r:embed="rId34"/>
                     <a:stretch>
                       <a:fillRect/>
                     </a:stretch>
